--- a/Layouts/DetailedPayrollSummaryKES.docx
+++ b/Layouts/DetailedPayrollSummaryKES.docx
@@ -31,4 +31,23 @@
      < / P a y r o l l _ M o n t h l y _ T r a n s _ A U >   
  < / N a v W o r d R e p o r t X m l P a r t > 
+</file>
+
+<file path=customXml/item2.xml>��< ? x m l   v e r s i o n = " 1 . 0 "   e n c o d i n g = " u t f - 1 6 " ? > + 
+ < N a v W o r d R e p o r t X m l P a r t   x m l n s = " u r n : m i c r o s o f t - d y n a m i c s - b u s i n e s s c e n t r a l / i n t e r n a l / e x t e n d e d / r e p o r t s / D e t a i l e d _ P a y r o l l _ S u m m a r y _ K E S / 8 0 0 4 0 / " > + 
+     < T o o l t i p s   / > + 
+     < P a y r o l l _ M o n t h l y _ T r a n s _ A U   E l e m e n t T y p e = " D a t a I t e m "   E l e m e n t I d = " 1 1 3 4 5 9 8 7 8 0 " > + 
+         < A m o u n t _ P a y r o l l M o n t h l y T r a n s A U   E l e m e n t T y p e = " C o l u m n "   E l e m e n t I d = " 6 0 8 1 8 9 5 9 2 "   D a t a T y p e = " D e c i m a l " > A m o u n t _ P a y r o l l M o n t h l y T r a n s A U < / A m o u n t _ P a y r o l l M o n t h l y T r a n s A U > + 
+         < P a y r o l l P e r i o d _ P a y r o l l M o n t h l y T r a n s A U   E l e m e n t T y p e = " C o l u m n "   E l e m e n t I d = " 2 0 7 3 2 1 6 8 4 "   D a t a T y p e = " D a t e " > P a y r o l l P e r i o d _ P a y r o l l M o n t h l y T r a n s A U < / P a y r o l l P e r i o d _ P a y r o l l M o n t h l y T r a n s A U > + 
+         < P i c   E l e m e n t T y p e = " C o l u m n "   E l e m e n t I d = " 5 5 9 4 0 2 5 7 5 "   D a t a T y p e = " B l o b "   / > + 
+     < / P a y r o l l _ M o n t h l y _ T r a n s _ A U > + 
+ < / N a v W o r d R e p o r t X m l P a r t > 
 </file>